--- a/docs/SportManagement_BusinessRules.docx
+++ b/docs/SportManagement_BusinessRules.docx
@@ -288,7 +288,6 @@
           <w:sz w:val="26"/>
           <w:szCs w:val="26"/>
         </w:rPr>
-        <w:t xml:space="preserve"> (Fitness/Gym)</w:t>
       </w:r>
     </w:p>
     <w:p>
@@ -2296,6 +2295,64 @@
                 <w:szCs w:val="18"/>
               </w:rPr>
               <w:t>1.2 draft 1</w:t>
+            </w:r>
+          </w:p>
+        </w:tc>
+      </w:tr>
+      <w:tr>
+        <w:tc>
+          <w:tcPr>
+            <w:tcW w:type="dxa" w:w="2600"/>
+          </w:tcPr>
+          <w:p>
+            <w:r/>
+            <w:r>
+              <w:rPr>
+                <w:sz w:val="18"/>
+              </w:rPr>
+              <w:t>Hồ Lê Thiên An (qua Claude)</w:t>
+            </w:r>
+          </w:p>
+        </w:tc>
+        <w:tc>
+          <w:tcPr>
+            <w:tcW w:type="dxa" w:w="1200"/>
+          </w:tcPr>
+          <w:p>
+            <w:r/>
+            <w:r>
+              <w:rPr>
+                <w:sz w:val="18"/>
+              </w:rPr>
+              <w:t>18/09/2026</w:t>
+            </w:r>
+          </w:p>
+        </w:tc>
+        <w:tc>
+          <w:tcPr>
+            <w:tcW w:type="dxa" w:w="5800"/>
+          </w:tcPr>
+          <w:p>
+            <w:r/>
+            <w:r>
+              <w:rPr>
+                <w:sz w:val="18"/>
+              </w:rPr>
+              <w:t>Chốt 4 bộ môn chính thức (Gym/Fitness, Personal Training, Yoga, Group X); bỏ ngoặc "(Fitness/Gym)" ở tiêu đề cho khớp phạm vi đa bộ môn (Gym không còn là bộ môn duy nhất); thêm BR-64 (Gym Check-in, Mục C) cho việc Gym ra vào tự do không qua đặt lịch.</w:t>
+            </w:r>
+          </w:p>
+        </w:tc>
+        <w:tc>
+          <w:tcPr>
+            <w:tcW w:type="dxa" w:w="1600"/>
+          </w:tcPr>
+          <w:p>
+            <w:r/>
+            <w:r>
+              <w:rPr>
+                <w:sz w:val="18"/>
+              </w:rPr>
+              <w:t>1.3 draft 2</w:t>
             </w:r>
           </w:p>
         </w:tc>
@@ -25737,6 +25794,79 @@
           </w:p>
         </w:tc>
       </w:tr>
+      <w:tr>
+        <w:tc>
+          <w:tcPr>
+            <w:tcW w:type="dxa" w:w="900"/>
+          </w:tcPr>
+          <w:p>
+            <w:r/>
+            <w:r>
+              <w:rPr>
+                <w:b/>
+                <w:sz w:val="18"/>
+              </w:rPr>
+              <w:t>BR-64</w:t>
+            </w:r>
+          </w:p>
+        </w:tc>
+        <w:tc>
+          <w:tcPr>
+            <w:tcW w:type="dxa" w:w="5200"/>
+          </w:tcPr>
+          <w:p>
+            <w:r/>
+            <w:r>
+              <w:rPr>
+                <w:sz w:val="18"/>
+              </w:rPr>
+              <w:t>Lễ tân chỉ được ghi nhận Gym Check-in (ra vào tập Gym/Fitness tự do, không qua đặt lịch) cho Hội viên đang có ít nhất một Gói thành viên (MemberPackage) ở trạng thái Hoạt động (Active) tại thời điểm check-in; không giới hạn số lần check-in trong ngày; hành động này không trừ số buổi còn lại (RemainingSessions) của bất kỳ gói nào.</w:t>
+            </w:r>
+          </w:p>
+        </w:tc>
+        <w:tc>
+          <w:tcPr>
+            <w:tcW w:type="dxa" w:w="1400"/>
+          </w:tcPr>
+          <w:p>
+            <w:r/>
+            <w:r>
+              <w:rPr>
+                <w:sz w:val="18"/>
+              </w:rPr>
+              <w:t>Ràng buộc</w:t>
+            </w:r>
+          </w:p>
+        </w:tc>
+        <w:tc>
+          <w:tcPr>
+            <w:tcW w:type="dxa" w:w="1300"/>
+          </w:tcPr>
+          <w:p>
+            <w:r/>
+            <w:r>
+              <w:rPr>
+                <w:sz w:val="18"/>
+              </w:rPr>
+              <w:t>Động</w:t>
+            </w:r>
+          </w:p>
+        </w:tc>
+        <w:tc>
+          <w:tcPr>
+            <w:tcW w:type="dxa" w:w="2400"/>
+          </w:tcPr>
+          <w:p>
+            <w:r/>
+            <w:r>
+              <w:rPr>
+                <w:sz w:val="18"/>
+              </w:rPr>
+              <w:t>Xem xét Thiết kế v2 — bổ sung 18/09/2026, chốt cùng quyết định 4 bộ môn chính thức</w:t>
+            </w:r>
+          </w:p>
+        </w:tc>
+      </w:tr>
     </w:tbl>
     <w:p>
       <w:pPr>

--- a/docs/SportManagement_BusinessRules.docx
+++ b/docs/SportManagement_BusinessRules.docx
@@ -303,7 +303,7 @@
         <w:jc w:val="center"/>
       </w:pPr>
       <w:r>
-        <w:t>Phiên bản 1.6 — Cập nhật ngày 23/09/2026</w:t>
+        <w:t>Phiên bản 1.7 — Cập nhật ngày 23/09/2026</w:t>
       </w:r>
     </w:p>
     <w:p>
@@ -2431,6 +2431,51 @@
           <w:p>
             <w:r>
               <w:t>1.6</w:t>
+            </w:r>
+          </w:p>
+        </w:tc>
+      </w:tr>
+      <w:tr>
+        <w:trPr>
+          <w:cantSplit/>
+        </w:trPr>
+        <w:tc>
+          <w:tcPr>
+            <w:tcW w:type="dxa" w:w="2600"/>
+          </w:tcPr>
+          <w:p>
+            <w:r>
+              <w:t>Hồ Lê Thiên An (qua Claude)</w:t>
+            </w:r>
+          </w:p>
+        </w:tc>
+        <w:tc>
+          <w:tcPr>
+            <w:tcW w:type="dxa" w:w="1200"/>
+          </w:tcPr>
+          <w:p>
+            <w:r>
+              <w:t>23/09/2026</w:t>
+            </w:r>
+          </w:p>
+        </w:tc>
+        <w:tc>
+          <w:tcPr>
+            <w:tcW w:type="dxa" w:w="5800"/>
+          </w:tcPr>
+          <w:p>
+            <w:r>
+              <w:t>Thêm BR-78 (Mục A): đăng ký tài khoản bằng email/mật khẩu bắt buộc xác thực quyền sở hữu email qua mã OTP trước khi tạo tài khoản; không áp dụng cho Đăng nhập Google (đã được Google xác thực). Chưa xác nhận triển khai code — xem docs/00-Source-of-Truth.md §5.8.</w:t>
+            </w:r>
+          </w:p>
+        </w:tc>
+        <w:tc>
+          <w:tcPr>
+            <w:tcW w:type="dxa" w:w="1600"/>
+          </w:tcPr>
+          <w:p>
+            <w:r>
+              <w:t>1.7</w:t>
             </w:r>
           </w:p>
         </w:tc>
@@ -13406,6 +13451,272 @@
               </w:rPr>
               <w:t>)</w:t>
             </w:r>
+          </w:p>
+        </w:tc>
+      </w:tr>
+      <w:tr>
+        <w:tblPrEx>
+          <w:tblCellMar>
+            <w:top w:w="0" w:type="dxa"/>
+            <w:bottom w:w="0" w:type="dxa"/>
+          </w:tblCellMar>
+        </w:tblPrEx>
+        <w:trPr>
+          <w:cantSplit/>
+        </w:trPr>
+        <w:tc>
+          <w:tcPr>
+            <w:tcW w:w="900" w:type="dxa"/>
+            <w:tcMar>
+              <w:top w:w="60" w:type="dxa"/>
+              <w:left w:w="100" w:type="dxa"/>
+              <w:bottom w:w="60" w:type="dxa"/>
+              <w:right w:w="100" w:type="dxa"/>
+            </w:tcMar>
+            <w:vAlign w:val="center"/>
+          </w:tcPr>
+          <w:p>
+            <w:r>
+              <w:rPr>
+                <w:b/>
+                <w:bCs/>
+                <w:sz w:val="18"/>
+                <w:szCs w:val="18"/>
+              </w:rPr>
+              <w:t>BR-78</w:t>
+            </w:r>
+          </w:p>
+        </w:tc>
+        <w:tc>
+          <w:tcPr>
+            <w:tcW w:w="5200" w:type="dxa"/>
+            <w:tcMar>
+              <w:top w:w="60" w:type="dxa"/>
+              <w:left w:w="100" w:type="dxa"/>
+              <w:bottom w:w="60" w:type="dxa"/>
+              <w:right w:w="100" w:type="dxa"/>
+            </w:tcMar>
+            <w:vAlign w:val="center"/>
+          </w:tcPr>
+          <w:p>
+            <w:proofErr w:type="spellStart"/>
+            <w:r>
+              <w:rPr>
+                <w:sz w:val="18"/>
+                <w:szCs w:val="18"/>
+              </w:rPr>
+              <w:t>Đăng ký tài khoản Hội viên bằng email/mật khẩu (không áp dụng cho tài khoản tạo qua Đăng nhập Google) bắt buộc xác thực quyền sở hữu địa chỉ email trước khi tài khoản được tạo: hệ thống gửi một mã OTP gồm 6 chữ số tới chính địa chỉ email đăng ký, mã có hiệu lực 10 phút và tối đa 5 lần thử sai; tài khoản chỉ được khởi tạo sau khi mã OTP được xác thực đúng còn hiệu lực.</w:t>
+            </w:r>
+            <w:proofErr w:type="spellEnd"/>
+            <w:proofErr w:type="spellStart"/>
+            <w:proofErr w:type="spellEnd"/>
+            <w:proofErr w:type="spellStart"/>
+            <w:proofErr w:type="spellEnd"/>
+            <w:proofErr w:type="spellStart"/>
+            <w:proofErr w:type="spellEnd"/>
+            <w:proofErr w:type="spellStart"/>
+            <w:proofErr w:type="spellEnd"/>
+            <w:proofErr w:type="spellStart"/>
+            <w:proofErr w:type="spellEnd"/>
+            <w:proofErr w:type="spellStart"/>
+            <w:proofErr w:type="spellEnd"/>
+            <w:proofErr w:type="spellStart"/>
+            <w:proofErr w:type="spellEnd"/>
+            <w:proofErr w:type="spellStart"/>
+            <w:proofErr w:type="spellEnd"/>
+            <w:proofErr w:type="spellStart"/>
+            <w:proofErr w:type="spellEnd"/>
+            <w:proofErr w:type="spellStart"/>
+            <w:proofErr w:type="spellEnd"/>
+            <w:proofErr w:type="spellStart"/>
+            <w:proofErr w:type="spellEnd"/>
+            <w:proofErr w:type="spellStart"/>
+            <w:proofErr w:type="spellEnd"/>
+            <w:proofErr w:type="spellStart"/>
+            <w:proofErr w:type="spellEnd"/>
+            <w:proofErr w:type="spellStart"/>
+            <w:proofErr w:type="spellEnd"/>
+            <w:proofErr w:type="spellStart"/>
+            <w:proofErr w:type="spellEnd"/>
+            <w:proofErr w:type="spellStart"/>
+            <w:proofErr w:type="spellEnd"/>
+            <w:proofErr w:type="spellStart"/>
+            <w:proofErr w:type="spellEnd"/>
+            <w:proofErr w:type="spellStart"/>
+            <w:proofErr w:type="spellEnd"/>
+            <w:proofErr w:type="spellStart"/>
+            <w:proofErr w:type="spellEnd"/>
+            <w:proofErr w:type="spellStart"/>
+            <w:proofErr w:type="spellEnd"/>
+            <w:proofErr w:type="spellStart"/>
+            <w:proofErr w:type="spellEnd"/>
+            <w:proofErr w:type="spellStart"/>
+            <w:proofErr w:type="spellEnd"/>
+            <w:proofErr w:type="spellStart"/>
+            <w:proofErr w:type="spellEnd"/>
+            <w:proofErr w:type="spellStart"/>
+            <w:proofErr w:type="spellEnd"/>
+            <w:proofErr w:type="spellStart"/>
+            <w:proofErr w:type="spellEnd"/>
+            <w:proofErr w:type="spellStart"/>
+            <w:proofErr w:type="spellEnd"/>
+            <w:proofErr w:type="spellStart"/>
+            <w:proofErr w:type="spellEnd"/>
+            <w:proofErr w:type="spellStart"/>
+            <w:proofErr w:type="spellEnd"/>
+            <w:proofErr w:type="spellStart"/>
+            <w:proofErr w:type="spellEnd"/>
+            <w:proofErr w:type="spellStart"/>
+            <w:proofErr w:type="spellEnd"/>
+            <w:proofErr w:type="spellStart"/>
+            <w:proofErr w:type="spellEnd"/>
+            <w:proofErr w:type="spellStart"/>
+            <w:proofErr w:type="spellEnd"/>
+            <w:proofErr w:type="spellStart"/>
+            <w:proofErr w:type="spellEnd"/>
+            <w:proofErr w:type="spellStart"/>
+            <w:proofErr w:type="spellEnd"/>
+            <w:proofErr w:type="spellStart"/>
+            <w:proofErr w:type="spellEnd"/>
+            <w:proofErr w:type="spellStart"/>
+            <w:proofErr w:type="spellEnd"/>
+            <w:proofErr w:type="spellStart"/>
+            <w:proofErr w:type="spellEnd"/>
+            <w:proofErr w:type="spellStart"/>
+            <w:proofErr w:type="spellEnd"/>
+          </w:p>
+        </w:tc>
+        <w:tc>
+          <w:tcPr>
+            <w:tcW w:w="1400" w:type="dxa"/>
+            <w:tcMar>
+              <w:top w:w="60" w:type="dxa"/>
+              <w:left w:w="100" w:type="dxa"/>
+              <w:bottom w:w="60" w:type="dxa"/>
+              <w:right w:w="100" w:type="dxa"/>
+            </w:tcMar>
+            <w:vAlign w:val="center"/>
+          </w:tcPr>
+          <w:p>
+            <w:proofErr w:type="spellStart"/>
+            <w:r>
+              <w:rPr>
+                <w:sz w:val="18"/>
+                <w:szCs w:val="18"/>
+              </w:rPr>
+              <w:t>Ràng buộc</w:t>
+            </w:r>
+            <w:proofErr w:type="spellEnd"/>
+            <w:proofErr w:type="spellStart"/>
+            <w:proofErr w:type="spellEnd"/>
+          </w:p>
+        </w:tc>
+        <w:tc>
+          <w:tcPr>
+            <w:tcW w:w="1300" w:type="dxa"/>
+            <w:tcMar>
+              <w:top w:w="60" w:type="dxa"/>
+              <w:left w:w="100" w:type="dxa"/>
+              <w:bottom w:w="60" w:type="dxa"/>
+              <w:right w:w="100" w:type="dxa"/>
+            </w:tcMar>
+            <w:vAlign w:val="center"/>
+          </w:tcPr>
+          <w:p>
+            <w:r>
+              <w:rPr>
+                <w:sz w:val="18"/>
+                <w:szCs w:val="18"/>
+              </w:rPr>
+              <w:t>Động</w:t>
+            </w:r>
+          </w:p>
+        </w:tc>
+        <w:tc>
+          <w:tcPr>
+            <w:tcW w:w="2400" w:type="dxa"/>
+            <w:tcMar>
+              <w:top w:w="60" w:type="dxa"/>
+              <w:left w:w="100" w:type="dxa"/>
+              <w:bottom w:w="60" w:type="dxa"/>
+              <w:right w:w="100" w:type="dxa"/>
+            </w:tcMar>
+            <w:vAlign w:val="center"/>
+          </w:tcPr>
+          <w:p>
+            <w:r>
+              <w:rPr>
+                <w:sz w:val="18"/>
+                <w:szCs w:val="18"/>
+              </w:rPr>
+              <w:t>Quyết định người dùng 23/09/2026 (qua Claude) — bổ sung xác thực email khi Đăng ký; xem docs/00-Source-of-Truth.md §5.8</w:t>
+            </w:r>
+            <w:proofErr w:type="spellStart"/>
+            <w:proofErr w:type="spellEnd"/>
+            <w:proofErr w:type="spellStart"/>
+            <w:proofErr w:type="spellEnd"/>
+            <w:proofErr w:type="spellStart"/>
+            <w:proofErr w:type="spellEnd"/>
+            <w:proofErr w:type="spellStart"/>
+            <w:proofErr w:type="spellEnd"/>
+            <w:proofErr w:type="spellStart"/>
+            <w:proofErr w:type="spellEnd"/>
+            <w:proofErr w:type="spellStart"/>
+            <w:proofErr w:type="spellEnd"/>
+            <w:proofErr w:type="spellStart"/>
+            <w:proofErr w:type="spellEnd"/>
+            <w:proofErr w:type="spellStart"/>
+            <w:proofErr w:type="spellEnd"/>
+            <w:proofErr w:type="spellStart"/>
+            <w:proofErr w:type="spellEnd"/>
+            <w:proofErr w:type="spellStart"/>
+            <w:proofErr w:type="spellEnd"/>
+            <w:proofErr w:type="spellStart"/>
+            <w:proofErr w:type="spellEnd"/>
+            <w:proofErr w:type="spellStart"/>
+            <w:proofErr w:type="spellEnd"/>
+            <w:proofErr w:type="spellStart"/>
+            <w:proofErr w:type="spellEnd"/>
+            <w:proofErr w:type="spellStart"/>
+            <w:proofErr w:type="spellEnd"/>
+            <w:proofErr w:type="spellStart"/>
+            <w:proofErr w:type="spellEnd"/>
+            <w:proofErr w:type="spellStart"/>
+            <w:proofErr w:type="spellEnd"/>
+            <w:proofErr w:type="spellStart"/>
+            <w:proofErr w:type="spellEnd"/>
+            <w:proofErr w:type="spellStart"/>
+            <w:proofErr w:type="spellEnd"/>
+            <w:proofErr w:type="spellStart"/>
+            <w:proofErr w:type="spellEnd"/>
+            <w:proofErr w:type="spellStart"/>
+            <w:proofErr w:type="spellEnd"/>
+            <w:proofErr w:type="spellStart"/>
+            <w:proofErr w:type="spellEnd"/>
+            <w:proofErr w:type="spellStart"/>
+            <w:proofErr w:type="spellEnd"/>
+            <w:proofErr w:type="spellStart"/>
+            <w:proofErr w:type="spellEnd"/>
+            <w:proofErr w:type="spellStart"/>
+            <w:proofErr w:type="spellEnd"/>
+            <w:proofErr w:type="spellStart"/>
+            <w:proofErr w:type="spellEnd"/>
+            <w:proofErr w:type="spellStart"/>
+            <w:proofErr w:type="spellEnd"/>
+            <w:proofErr w:type="spellStart"/>
+            <w:proofErr w:type="spellEnd"/>
+            <w:proofErr w:type="spellStart"/>
+            <w:proofErr w:type="spellEnd"/>
+            <w:proofErr w:type="spellStart"/>
+            <w:proofErr w:type="spellEnd"/>
+            <w:proofErr w:type="spellStart"/>
+            <w:proofErr w:type="spellEnd"/>
+            <w:proofErr w:type="spellStart"/>
+            <w:proofErr w:type="spellEnd"/>
+            <w:proofErr w:type="spellStart"/>
+            <w:proofErr w:type="spellEnd"/>
+            <w:proofErr w:type="spellStart"/>
+            <w:proofErr w:type="spellEnd"/>
           </w:p>
         </w:tc>
       </w:tr>

--- a/docs/SportManagement_BusinessRules.docx
+++ b/docs/SportManagement_BusinessRules.docx
@@ -54,7 +54,7 @@
         <w:jc w:val="center"/>
       </w:pPr>
       <w:r>
-        <w:t>Phiên bản 1.8 — Cập nhật ngày 26/09/2026</w:t>
+        <w:t>Phiên bản 1.9 — Cập nhật ngày 28/09/2026</w:t>
       </w:r>
     </w:p>
     <w:p>
@@ -382,6 +382,95 @@
                 <w:szCs w:val="18"/>
               </w:rPr>
               <w:t>1.8</w:t>
+            </w:r>
+          </w:p>
+        </w:tc>
+      </w:tr>
+      <w:tr>
+        <w:trPr>
+          <w:cantSplit/>
+        </w:trPr>
+        <w:tc>
+          <w:tcPr>
+            <w:tcW w:w="2600" w:type="dxa"/>
+            <w:tcMar>
+              <w:top w:w="60" w:type="dxa"/>
+              <w:left w:w="100" w:type="dxa"/>
+              <w:bottom w:w="60" w:type="dxa"/>
+              <w:right w:w="100" w:type="dxa"/>
+            </w:tcMar>
+            <w:vAlign w:val="center"/>
+          </w:tcPr>
+          <w:p>
+            <w:r>
+              <w:rPr>
+                <w:sz w:val="18"/>
+                <w:szCs w:val="18"/>
+              </w:rPr>
+              <w:t>Người dùng yêu cầu; Codex cập nhật phân loại Coach</w:t>
+            </w:r>
+          </w:p>
+        </w:tc>
+        <w:tc>
+          <w:tcPr>
+            <w:tcW w:w="1200" w:type="dxa"/>
+            <w:tcMar>
+              <w:top w:w="60" w:type="dxa"/>
+              <w:left w:w="100" w:type="dxa"/>
+              <w:bottom w:w="60" w:type="dxa"/>
+              <w:right w:w="100" w:type="dxa"/>
+            </w:tcMar>
+            <w:vAlign w:val="center"/>
+          </w:tcPr>
+          <w:p>
+            <w:r>
+              <w:rPr>
+                <w:sz w:val="18"/>
+                <w:szCs w:val="18"/>
+              </w:rPr>
+              <w:t>28/09/2026</w:t>
+            </w:r>
+          </w:p>
+        </w:tc>
+        <w:tc>
+          <w:tcPr>
+            <w:tcW w:w="5800" w:type="dxa"/>
+            <w:tcMar>
+              <w:top w:w="60" w:type="dxa"/>
+              <w:left w:w="100" w:type="dxa"/>
+              <w:bottom w:w="60" w:type="dxa"/>
+              <w:right w:w="100" w:type="dxa"/>
+            </w:tcMar>
+            <w:vAlign w:val="center"/>
+          </w:tcPr>
+          <w:p>
+            <w:r>
+              <w:rPr>
+                <w:sz w:val="18"/>
+                <w:szCs w:val="18"/>
+              </w:rPr>
+              <w:t>Giữ một role Coach và bổ sung hai nhóm nghiệp vụ PersonalTrainer/ClassInstructor; giới hạn ClassInstructor ở lịch được phân công và hồ sơ cá nhân; chuyển điểm danh Yoga/Group X cho Receptionist; loại payroll và quản lý hợp đồng nhân sự khỏi phạm vi.</w:t>
+            </w:r>
+          </w:p>
+        </w:tc>
+        <w:tc>
+          <w:tcPr>
+            <w:tcW w:w="1600" w:type="dxa"/>
+            <w:tcMar>
+              <w:top w:w="60" w:type="dxa"/>
+              <w:left w:w="100" w:type="dxa"/>
+              <w:bottom w:w="60" w:type="dxa"/>
+              <w:right w:w="100" w:type="dxa"/>
+            </w:tcMar>
+            <w:vAlign w:val="center"/>
+          </w:tcPr>
+          <w:p>
+            <w:r>
+              <w:rPr>
+                <w:sz w:val="18"/>
+                <w:szCs w:val="18"/>
+              </w:rPr>
+              <w:t>1.9</w:t>
             </w:r>
           </w:p>
         </w:tc>
@@ -726,7 +815,7 @@
           </w:tcPr>
           <w:p>
             <w:r>
-              <w:t>Chỉ System Administrator được tạo tài khoản System Administrator, Center Manager, Coach và Receptionist; gán hoặc thay đổi vai trò người dùng. Mỗi tài khoản có đúng một vai trò. System Administrator đầu tiên được khởi tạo khi triển khai. Sau khi đổi vai trò có hiệu lực, request xác thực tiếp theo phải đối chiếu vai trò hiện tại; JWT mang vai trò cũ khác vai trò hiện tại bị từ chối. Đây không phải cam kết thu hồi toàn bộ token hoặc logout-all.</w:t>
+              <w:t>Chỉ System Administrator được tạo tài khoản System Administrator, Center Manager, Coach và Receptionist; gán hoặc thay đổi vai trò người dùng. Mỗi tài khoản có đúng một vai trò. Khi tạo tài khoản Coach, System Administrator phải chọn CoachCategory hợp lệ theo BR-96. System Administrator đầu tiên được khởi tạo khi triển khai. Sau khi đổi vai trò có hiệu lực, request xác thực tiếp theo phải đối chiếu vai trò hiện tại; JWT mang vai trò cũ khác vai trò hiện tại bị từ chối. Đây không phải cam kết thu hồi toàn bộ token hoặc logout-all.</w:t>
             </w:r>
           </w:p>
         </w:tc>
@@ -785,7 +874,7 @@
           </w:tcPr>
           <w:p>
             <w:r>
-              <w:t>BR-06 gốc; Quyết định người dùng 22/09/2026, v1.4</w:t>
+              <w:t>BR-06 gốc; Quyết định người dùng 22/09/2026 và 28/09/2026</w:t>
             </w:r>
           </w:p>
         </w:tc>
@@ -834,7 +923,7 @@
                 <w:sz w:val="18"/>
                 <w:szCs w:val="18"/>
               </w:rPr>
-              <w:t>Mỗi tài khoản người dùng được gán chính xác một vai trò: Quản trị viên, Quản lý Trung tâm, Huấn luyện viên, Hội viên, hoặc Lễ tân.</w:t>
+              <w:t>Mỗi tài khoản người dùng được gán chính xác một vai trò: System Administrator, Center Manager, Coach, Member hoặc Receptionist. PersonalTrainer và ClassInstructor là hai nhóm nghiệp vụ bên dưới role Coach, không phải vai trò mới.</w:t>
             </w:r>
           </w:p>
         </w:tc>
@@ -897,7 +986,7 @@
                 <w:sz w:val="18"/>
                 <w:szCs w:val="18"/>
               </w:rPr>
-              <w:t>Đặc tả Tác nhân, Phần 2</w:t>
+              <w:t>Đặc tả Tác nhân, Phần 2; Quyết định người dùng 28/09/2026</w:t>
             </w:r>
           </w:p>
         </w:tc>
@@ -2019,6 +2108,118 @@
                 <w:szCs w:val="18"/>
               </w:rPr>
               <w:t>Quyết định người dùng 26/09/2026 — chuẩn hóa đăng ký xác thực email bằng OTP</w:t>
+            </w:r>
+          </w:p>
+        </w:tc>
+      </w:tr>
+      <w:tr>
+        <w:trPr>
+          <w:cantSplit/>
+        </w:trPr>
+        <w:tc>
+          <w:tcPr>
+            <w:tcW w:w="900" w:type="dxa"/>
+            <w:tcMar>
+              <w:top w:w="60" w:type="dxa"/>
+              <w:left w:w="100" w:type="dxa"/>
+              <w:bottom w:w="60" w:type="dxa"/>
+              <w:right w:w="100" w:type="dxa"/>
+            </w:tcMar>
+            <w:vAlign w:val="center"/>
+          </w:tcPr>
+          <w:p>
+            <w:r>
+              <w:rPr>
+                <w:b/>
+                <w:bCs/>
+                <w:sz w:val="18"/>
+                <w:szCs w:val="18"/>
+              </w:rPr>
+              <w:t>BR-96</w:t>
+            </w:r>
+          </w:p>
+        </w:tc>
+        <w:tc>
+          <w:tcPr>
+            <w:tcW w:w="5200" w:type="dxa"/>
+            <w:tcMar>
+              <w:top w:w="60" w:type="dxa"/>
+              <w:left w:w="100" w:type="dxa"/>
+              <w:bottom w:w="60" w:type="dxa"/>
+              <w:right w:w="100" w:type="dxa"/>
+            </w:tcMar>
+            <w:vAlign w:val="center"/>
+          </w:tcPr>
+          <w:p>
+            <w:r>
+              <w:rPr>
+                <w:sz w:val="18"/>
+                <w:szCs w:val="18"/>
+              </w:rPr>
+              <w:t>Mỗi tài khoản có role Coach phải có đúng một CoachProfile với CoachCategory là PersonalTrainer hoặc ClassInstructor. CoachProfile chỉ lưu phân loại nghiệp vụ; họ tên, số điện thoại và thông tin xác thực tiếp tục thuộc UserProfile/UserCredential. Không suy ra CoachCategory từ email hoặc từ giao diện người dùng.</w:t>
+            </w:r>
+          </w:p>
+        </w:tc>
+        <w:tc>
+          <w:tcPr>
+            <w:tcW w:w="1400" w:type="dxa"/>
+            <w:tcMar>
+              <w:top w:w="60" w:type="dxa"/>
+              <w:left w:w="100" w:type="dxa"/>
+              <w:bottom w:w="60" w:type="dxa"/>
+              <w:right w:w="100" w:type="dxa"/>
+            </w:tcMar>
+            <w:vAlign w:val="center"/>
+          </w:tcPr>
+          <w:p>
+            <w:r>
+              <w:rPr>
+                <w:sz w:val="18"/>
+                <w:szCs w:val="18"/>
+              </w:rPr>
+              <w:t>Ràng buộc</w:t>
+            </w:r>
+          </w:p>
+        </w:tc>
+        <w:tc>
+          <w:tcPr>
+            <w:tcW w:w="1300" w:type="dxa"/>
+            <w:tcMar>
+              <w:top w:w="60" w:type="dxa"/>
+              <w:left w:w="100" w:type="dxa"/>
+              <w:bottom w:w="60" w:type="dxa"/>
+              <w:right w:w="100" w:type="dxa"/>
+            </w:tcMar>
+            <w:vAlign w:val="center"/>
+          </w:tcPr>
+          <w:p>
+            <w:r>
+              <w:rPr>
+                <w:sz w:val="18"/>
+                <w:szCs w:val="18"/>
+              </w:rPr>
+              <w:t>Tĩnh</w:t>
+            </w:r>
+          </w:p>
+        </w:tc>
+        <w:tc>
+          <w:tcPr>
+            <w:tcW w:w="2400" w:type="dxa"/>
+            <w:tcMar>
+              <w:top w:w="60" w:type="dxa"/>
+              <w:left w:w="100" w:type="dxa"/>
+              <w:bottom w:w="60" w:type="dxa"/>
+              <w:right w:w="100" w:type="dxa"/>
+            </w:tcMar>
+            <w:vAlign w:val="center"/>
+          </w:tcPr>
+          <w:p>
+            <w:r>
+              <w:rPr>
+                <w:sz w:val="18"/>
+                <w:szCs w:val="18"/>
+              </w:rPr>
+              <w:t>Quyết định người dùng 28/09/2026 — phân loại Coach</w:t>
             </w:r>
           </w:p>
         </w:tc>
@@ -2034,7 +2235,7 @@
       <w:pPr>
         <w:pStyle w:val="u1"/>
         <w:keepNext/>
-        <w:pageBreakBefore/>
+        <w:pageBreakBefore w:val="0"/>
         <w:spacing w:before="300" w:after="120"/>
       </w:pPr>
       <w:r>
@@ -2950,7 +3151,7 @@
       <w:pPr>
         <w:pStyle w:val="u1"/>
         <w:keepNext/>
-        <w:pageBreakBefore/>
+        <w:pageBreakBefore w:val="0"/>
         <w:spacing w:before="300" w:after="120"/>
       </w:pPr>
       <w:r>
@@ -3395,7 +3596,7 @@
                 <w:sz w:val="18"/>
                 <w:szCs w:val="18"/>
               </w:rPr>
-              <w:t>Chỉ Center Manager được tạo lịch, publish, close, phân công hoặc phân công lại Coach cho class.</w:t>
+              <w:t>Chỉ Center Manager được tạo lịch, publish, close, phân công hoặc phân công lại Coach cho class. Lớp Yoga/Group X chỉ được phân công cho tài khoản Coach có CoachCategory = ClassInstructor. ClassInstructor không được tự tạo, sửa, hủy, publish hoặc thay đổi lịch được giao.</w:t>
             </w:r>
           </w:p>
         </w:tc>
@@ -3458,7 +3659,7 @@
                 <w:sz w:val="18"/>
                 <w:szCs w:val="18"/>
               </w:rPr>
-              <w:t>Quyết định người dùng 23/09/2026, v1.5</w:t>
+              <w:t>Quyết định người dùng 23/09/2026 và 28/09/2026</w:t>
             </w:r>
           </w:p>
         </w:tc>
@@ -4243,6 +4444,118 @@
                 <w:szCs w:val="18"/>
               </w:rPr>
               <w:t>Quyết định người dùng 23/09/2026, v1.5</w:t>
+            </w:r>
+          </w:p>
+        </w:tc>
+      </w:tr>
+      <w:tr>
+        <w:trPr>
+          <w:cantSplit/>
+        </w:trPr>
+        <w:tc>
+          <w:tcPr>
+            <w:tcW w:w="900" w:type="dxa"/>
+            <w:tcMar>
+              <w:top w:w="60" w:type="dxa"/>
+              <w:left w:w="100" w:type="dxa"/>
+              <w:bottom w:w="60" w:type="dxa"/>
+              <w:right w:w="100" w:type="dxa"/>
+            </w:tcMar>
+            <w:vAlign w:val="center"/>
+          </w:tcPr>
+          <w:p>
+            <w:r>
+              <w:rPr>
+                <w:b/>
+                <w:bCs/>
+                <w:sz w:val="18"/>
+                <w:szCs w:val="18"/>
+              </w:rPr>
+              <w:t>BR-97</w:t>
+            </w:r>
+          </w:p>
+        </w:tc>
+        <w:tc>
+          <w:tcPr>
+            <w:tcW w:w="5200" w:type="dxa"/>
+            <w:tcMar>
+              <w:top w:w="60" w:type="dxa"/>
+              <w:left w:w="100" w:type="dxa"/>
+              <w:bottom w:w="60" w:type="dxa"/>
+              <w:right w:w="100" w:type="dxa"/>
+            </w:tcMar>
+            <w:vAlign w:val="center"/>
+          </w:tcPr>
+          <w:p>
+            <w:r>
+              <w:rPr>
+                <w:sz w:val="18"/>
+                <w:szCs w:val="18"/>
+              </w:rPr>
+              <w:t>ClassInstructor chỉ được xem các session Yoga/Group X có CoachId bằng UserId của chính mình. Dữ liệu lịch hiển thị gồm bộ môn, ngày/giờ, phòng và trạng thái. ClassInstructor không được xem roster hoặc hồ sơ chi tiết của Member trong lớp.</w:t>
+            </w:r>
+          </w:p>
+        </w:tc>
+        <w:tc>
+          <w:tcPr>
+            <w:tcW w:w="1400" w:type="dxa"/>
+            <w:tcMar>
+              <w:top w:w="60" w:type="dxa"/>
+              <w:left w:w="100" w:type="dxa"/>
+              <w:bottom w:w="60" w:type="dxa"/>
+              <w:right w:w="100" w:type="dxa"/>
+            </w:tcMar>
+            <w:vAlign w:val="center"/>
+          </w:tcPr>
+          <w:p>
+            <w:r>
+              <w:rPr>
+                <w:sz w:val="18"/>
+                <w:szCs w:val="18"/>
+              </w:rPr>
+              <w:t>Ràng buộc</w:t>
+            </w:r>
+          </w:p>
+        </w:tc>
+        <w:tc>
+          <w:tcPr>
+            <w:tcW w:w="1300" w:type="dxa"/>
+            <w:tcMar>
+              <w:top w:w="60" w:type="dxa"/>
+              <w:left w:w="100" w:type="dxa"/>
+              <w:bottom w:w="60" w:type="dxa"/>
+              <w:right w:w="100" w:type="dxa"/>
+            </w:tcMar>
+            <w:vAlign w:val="center"/>
+          </w:tcPr>
+          <w:p>
+            <w:r>
+              <w:rPr>
+                <w:sz w:val="18"/>
+                <w:szCs w:val="18"/>
+              </w:rPr>
+              <w:t>Động</w:t>
+            </w:r>
+          </w:p>
+        </w:tc>
+        <w:tc>
+          <w:tcPr>
+            <w:tcW w:w="2400" w:type="dxa"/>
+            <w:tcMar>
+              <w:top w:w="60" w:type="dxa"/>
+              <w:left w:w="100" w:type="dxa"/>
+              <w:bottom w:w="60" w:type="dxa"/>
+              <w:right w:w="100" w:type="dxa"/>
+            </w:tcMar>
+            <w:vAlign w:val="center"/>
+          </w:tcPr>
+          <w:p>
+            <w:r>
+              <w:rPr>
+                <w:sz w:val="18"/>
+                <w:szCs w:val="18"/>
+              </w:rPr>
+              <w:t>Quyết định người dùng 28/09/2026 — phạm vi ClassInstructor</w:t>
             </w:r>
           </w:p>
         </w:tc>
@@ -5688,6 +6001,118 @@
                 <w:szCs w:val="18"/>
               </w:rPr>
               <w:t>Quyết định người dùng 23/09/2026, v1.5</w:t>
+            </w:r>
+          </w:p>
+        </w:tc>
+      </w:tr>
+      <w:tr>
+        <w:trPr>
+          <w:cantSplit/>
+        </w:trPr>
+        <w:tc>
+          <w:tcPr>
+            <w:tcW w:w="900" w:type="dxa"/>
+            <w:tcMar>
+              <w:top w:w="60" w:type="dxa"/>
+              <w:left w:w="100" w:type="dxa"/>
+              <w:bottom w:w="60" w:type="dxa"/>
+              <w:right w:w="100" w:type="dxa"/>
+            </w:tcMar>
+            <w:vAlign w:val="center"/>
+          </w:tcPr>
+          <w:p>
+            <w:r>
+              <w:rPr>
+                <w:b/>
+                <w:bCs/>
+                <w:sz w:val="18"/>
+                <w:szCs w:val="18"/>
+              </w:rPr>
+              <w:t>BR-98</w:t>
+            </w:r>
+          </w:p>
+        </w:tc>
+        <w:tc>
+          <w:tcPr>
+            <w:tcW w:w="5200" w:type="dxa"/>
+            <w:tcMar>
+              <w:top w:w="60" w:type="dxa"/>
+              <w:left w:w="100" w:type="dxa"/>
+              <w:bottom w:w="60" w:type="dxa"/>
+              <w:right w:w="100" w:type="dxa"/>
+            </w:tcMar>
+            <w:vAlign w:val="center"/>
+          </w:tcPr>
+          <w:p>
+            <w:r>
+              <w:rPr>
+                <w:sz w:val="18"/>
+                <w:szCs w:val="18"/>
+              </w:rPr>
+              <w:t>Receptionist chịu trách nhiệm ghi Present hoặc Absent cho Enrollment Yoga/Group X. ClassInstructor không có quyền điểm danh. NoShow tiếp tục do AttendanceFinalizerJob tự ghi sau khi buổi học kết thúc theo quy tắc hiện hành; Center Manager không mặc nhiên có quyền điểm danh.</w:t>
+            </w:r>
+          </w:p>
+        </w:tc>
+        <w:tc>
+          <w:tcPr>
+            <w:tcW w:w="1400" w:type="dxa"/>
+            <w:tcMar>
+              <w:top w:w="60" w:type="dxa"/>
+              <w:left w:w="100" w:type="dxa"/>
+              <w:bottom w:w="60" w:type="dxa"/>
+              <w:right w:w="100" w:type="dxa"/>
+            </w:tcMar>
+            <w:vAlign w:val="center"/>
+          </w:tcPr>
+          <w:p>
+            <w:r>
+              <w:rPr>
+                <w:sz w:val="18"/>
+                <w:szCs w:val="18"/>
+              </w:rPr>
+              <w:t>Ràng buộc</w:t>
+            </w:r>
+          </w:p>
+        </w:tc>
+        <w:tc>
+          <w:tcPr>
+            <w:tcW w:w="1300" w:type="dxa"/>
+            <w:tcMar>
+              <w:top w:w="60" w:type="dxa"/>
+              <w:left w:w="100" w:type="dxa"/>
+              <w:bottom w:w="60" w:type="dxa"/>
+              <w:right w:w="100" w:type="dxa"/>
+            </w:tcMar>
+            <w:vAlign w:val="center"/>
+          </w:tcPr>
+          <w:p>
+            <w:r>
+              <w:rPr>
+                <w:sz w:val="18"/>
+                <w:szCs w:val="18"/>
+              </w:rPr>
+              <w:t>Động</w:t>
+            </w:r>
+          </w:p>
+        </w:tc>
+        <w:tc>
+          <w:tcPr>
+            <w:tcW w:w="2400" w:type="dxa"/>
+            <w:tcMar>
+              <w:top w:w="60" w:type="dxa"/>
+              <w:left w:w="100" w:type="dxa"/>
+              <w:bottom w:w="60" w:type="dxa"/>
+              <w:right w:w="100" w:type="dxa"/>
+            </w:tcMar>
+            <w:vAlign w:val="center"/>
+          </w:tcPr>
+          <w:p>
+            <w:r>
+              <w:rPr>
+                <w:sz w:val="18"/>
+                <w:szCs w:val="18"/>
+              </w:rPr>
+              <w:t>Quyết định người dùng 28/09/2026 — điểm danh lớp nhóm</w:t>
             </w:r>
           </w:p>
         </w:tc>
@@ -5920,7 +6345,7 @@
           </w:tcPr>
           <w:p>
             <w:r>
-              <w:t>Workout Plan cho class chỉ do Coach được phân công tạo; plan cá nhân cần quan hệ huấn luyện Active với Member. Center Manager quản lý việc tạo hoặc kết thúc quan hệ cá nhân; Coach không được tự tạo quan hệ để tự cấp quyền đọc hồ sơ hoặc ghi plan.</w:t>
+              <w:t>Workout Plan chỉ do PersonalTrainer tạo cho Member có quan hệ huấn luyện Active. Center Manager quản lý việc tạo hoặc kết thúc quan hệ cá nhân; Coach không được tự tạo quan hệ để tự cấp quyền đọc hồ sơ hoặc ghi plan. Booking Yoga/Group X không tự tạo CoachMemberRelationship cho ClassInstructor.</w:t>
             </w:r>
           </w:p>
         </w:tc>
@@ -5979,7 +6404,7 @@
           </w:tcPr>
           <w:p>
             <w:r>
-              <w:t>Đặc tả Tác nhân: Huấn luyện viên; giữ nguyên từ v1.4</w:t>
+              <w:t>Đặc tả Tác nhân: Huấn luyện viên; Quyết định người dùng 28/09/2026</w:t>
             </w:r>
           </w:p>
         </w:tc>
@@ -6024,7 +6449,7 @@
           </w:tcPr>
           <w:p>
             <w:r>
-              <w:t>Workout Result hoặc nhận xét tiến độ chỉ có thể được ghi nhận cho session mà Coach thực hiện ghi nhận thực sự giảng dạy.</w:t>
+              <w:t>Workout Result hoặc nhận xét tiến độ chỉ có thể được ghi bởi PersonalTrainer cho buổi PT mà chính PersonalTrainer đó thực sự phụ trách. ClassInstructor không được ghi Workout Result, nhận xét tiến độ hoặc bài tập về nhà cho Member Yoga/Group X.</w:t>
             </w:r>
           </w:p>
         </w:tc>
@@ -6083,7 +6508,7 @@
           </w:tcPr>
           <w:p>
             <w:r>
-              <w:t>Giữ nguyên từ v1.4</w:t>
+              <w:t>Quyết định người dùng 28/09/2026 — giới hạn nghiệp vụ Training</w:t>
             </w:r>
           </w:p>
         </w:tc>
@@ -7125,6 +7550,110 @@
           <w:p>
             <w:r>
               <w:t>Quyết định người dùng 23/09/2026, v1.5</w:t>
+            </w:r>
+          </w:p>
+        </w:tc>
+      </w:tr>
+      <w:tr>
+        <w:trPr>
+          <w:cantSplit/>
+        </w:trPr>
+        <w:tc>
+          <w:tcPr>
+            <w:tcW w:w="900" w:type="dxa"/>
+            <w:tcMar>
+              <w:top w:w="60" w:type="dxa"/>
+              <w:left w:w="100" w:type="dxa"/>
+              <w:bottom w:w="60" w:type="dxa"/>
+              <w:right w:w="100" w:type="dxa"/>
+            </w:tcMar>
+            <w:vAlign w:val="center"/>
+          </w:tcPr>
+          <w:p>
+            <w:r>
+              <w:rPr>
+                <w:b/>
+                <w:bCs/>
+                <w:sz w:val="18"/>
+                <w:szCs w:val="18"/>
+              </w:rPr>
+              <w:t>BR-99</w:t>
+            </w:r>
+          </w:p>
+        </w:tc>
+        <w:tc>
+          <w:tcPr>
+            <w:tcW w:w="5200" w:type="dxa"/>
+            <w:tcMar>
+              <w:top w:w="60" w:type="dxa"/>
+              <w:left w:w="100" w:type="dxa"/>
+              <w:bottom w:w="60" w:type="dxa"/>
+              <w:right w:w="100" w:type="dxa"/>
+            </w:tcMar>
+            <w:vAlign w:val="center"/>
+          </w:tcPr>
+          <w:p>
+            <w:r>
+              <w:t>PersonalTrainer được xem lịch PT và học viên được phân công; xem mục tiêu/trình độ trong phạm vi quan hệ Active; tạo hoặc cập nhật Workout Plan; ghi kết quả, tiến độ, nhận xét và bài tập về nhà; ghi trạng thái buổi PT theo mô hình PT được duyệt. PersonalTrainer không được tự gán Member, quản trị tài khoản, đổi role hoặc quản lý lớp/phòng thay cho Manager.</w:t>
+            </w:r>
+          </w:p>
+        </w:tc>
+        <w:tc>
+          <w:tcPr>
+            <w:tcW w:w="1400" w:type="dxa"/>
+            <w:tcMar>
+              <w:top w:w="60" w:type="dxa"/>
+              <w:left w:w="100" w:type="dxa"/>
+              <w:bottom w:w="60" w:type="dxa"/>
+              <w:right w:w="100" w:type="dxa"/>
+            </w:tcMar>
+            <w:vAlign w:val="center"/>
+          </w:tcPr>
+          <w:p>
+            <w:r>
+              <w:rPr>
+                <w:sz w:val="18"/>
+                <w:szCs w:val="18"/>
+              </w:rPr>
+              <w:t>Ràng buộc</w:t>
+            </w:r>
+          </w:p>
+        </w:tc>
+        <w:tc>
+          <w:tcPr>
+            <w:tcW w:w="1300" w:type="dxa"/>
+            <w:tcMar>
+              <w:top w:w="60" w:type="dxa"/>
+              <w:left w:w="100" w:type="dxa"/>
+              <w:bottom w:w="60" w:type="dxa"/>
+              <w:right w:w="100" w:type="dxa"/>
+            </w:tcMar>
+            <w:vAlign w:val="center"/>
+          </w:tcPr>
+          <w:p>
+            <w:r>
+              <w:rPr>
+                <w:sz w:val="18"/>
+                <w:szCs w:val="18"/>
+              </w:rPr>
+              <w:t>Động</w:t>
+            </w:r>
+          </w:p>
+        </w:tc>
+        <w:tc>
+          <w:tcPr>
+            <w:tcW w:w="2400" w:type="dxa"/>
+            <w:tcMar>
+              <w:top w:w="60" w:type="dxa"/>
+              <w:left w:w="100" w:type="dxa"/>
+              <w:bottom w:w="60" w:type="dxa"/>
+              <w:right w:w="100" w:type="dxa"/>
+            </w:tcMar>
+            <w:vAlign w:val="center"/>
+          </w:tcPr>
+          <w:p>
+            <w:r>
+              <w:t>Quyết định người dùng 28/09/2026 — phạm vi PersonalTrainer</w:t>
             </w:r>
           </w:p>
         </w:tc>
@@ -7360,7 +7889,7 @@
                 <w:sz w:val="18"/>
                 <w:szCs w:val="18"/>
               </w:rPr>
-              <w:t>Đề xuất tập luyện từ AI cho Huấn luyện viên phải được tính toán dựa trên ít nhất ba dữ liệu đầu vào bắt buộc: (1) mục tiêu cá nhân của Hội viên, (2) trình độ hiện tại, và (3) lịch sử tập luyện bao gồm ít nhất 30 ngày gần nhất.</w:t>
+              <w:t>Đề xuất tập luyện từ AI chỉ dành cho PersonalTrainer và phải được tính toán dựa trên ít nhất ba dữ liệu đầu vào bắt buộc: (1) mục tiêu cá nhân của Member, (2) trình độ hiện tại và (3) lịch sử tập luyện gồm ít nhất 30 ngày gần nhất. PersonalTrainer phải có quan hệ huấn luyện Active với Member.</w:t>
             </w:r>
           </w:p>
         </w:tc>
@@ -7423,7 +7952,7 @@
                 <w:sz w:val="18"/>
                 <w:szCs w:val="18"/>
               </w:rPr>
-              <w:t>BR-04 gốc</w:t>
+              <w:t>BR-04 gốc; Quyết định người dùng 28/09/2026</w:t>
             </w:r>
           </w:p>
         </w:tc>
@@ -7760,6 +8289,118 @@
                 <w:szCs w:val="18"/>
               </w:rPr>
               <w:t>Dẫn xuất — giới hạn phạm vi an toàn</w:t>
+            </w:r>
+          </w:p>
+        </w:tc>
+      </w:tr>
+      <w:tr>
+        <w:trPr>
+          <w:cantSplit/>
+        </w:trPr>
+        <w:tc>
+          <w:tcPr>
+            <w:tcW w:w="900" w:type="dxa"/>
+            <w:tcMar>
+              <w:top w:w="60" w:type="dxa"/>
+              <w:left w:w="100" w:type="dxa"/>
+              <w:bottom w:w="60" w:type="dxa"/>
+              <w:right w:w="100" w:type="dxa"/>
+            </w:tcMar>
+            <w:vAlign w:val="center"/>
+          </w:tcPr>
+          <w:p>
+            <w:r>
+              <w:rPr>
+                <w:b/>
+                <w:bCs/>
+                <w:sz w:val="18"/>
+                <w:szCs w:val="18"/>
+              </w:rPr>
+              <w:t>BR-100</w:t>
+            </w:r>
+          </w:p>
+        </w:tc>
+        <w:tc>
+          <w:tcPr>
+            <w:tcW w:w="5200" w:type="dxa"/>
+            <w:tcMar>
+              <w:top w:w="60" w:type="dxa"/>
+              <w:left w:w="100" w:type="dxa"/>
+              <w:bottom w:w="60" w:type="dxa"/>
+              <w:right w:w="100" w:type="dxa"/>
+            </w:tcMar>
+            <w:vAlign w:val="center"/>
+          </w:tcPr>
+          <w:p>
+            <w:r>
+              <w:rPr>
+                <w:sz w:val="18"/>
+                <w:szCs w:val="18"/>
+              </w:rPr>
+              <w:t>ClassInstructor không được gọi AI workout suggestion hoặc lưu kết quả AI thành Workout Plan. Việc ẩn menu không thay thế kiểm tra backend; endpoint AI phải kiểm tra role Coach, CoachCategory = PersonalTrainer và quan hệ huấn luyện Active.</w:t>
+            </w:r>
+          </w:p>
+        </w:tc>
+        <w:tc>
+          <w:tcPr>
+            <w:tcW w:w="1400" w:type="dxa"/>
+            <w:tcMar>
+              <w:top w:w="60" w:type="dxa"/>
+              <w:left w:w="100" w:type="dxa"/>
+              <w:bottom w:w="60" w:type="dxa"/>
+              <w:right w:w="100" w:type="dxa"/>
+            </w:tcMar>
+            <w:vAlign w:val="center"/>
+          </w:tcPr>
+          <w:p>
+            <w:r>
+              <w:rPr>
+                <w:sz w:val="18"/>
+                <w:szCs w:val="18"/>
+              </w:rPr>
+              <w:t>Ràng buộc</w:t>
+            </w:r>
+          </w:p>
+        </w:tc>
+        <w:tc>
+          <w:tcPr>
+            <w:tcW w:w="1300" w:type="dxa"/>
+            <w:tcMar>
+              <w:top w:w="60" w:type="dxa"/>
+              <w:left w:w="100" w:type="dxa"/>
+              <w:bottom w:w="60" w:type="dxa"/>
+              <w:right w:w="100" w:type="dxa"/>
+            </w:tcMar>
+            <w:vAlign w:val="center"/>
+          </w:tcPr>
+          <w:p>
+            <w:r>
+              <w:rPr>
+                <w:sz w:val="18"/>
+                <w:szCs w:val="18"/>
+              </w:rPr>
+              <w:t>Động</w:t>
+            </w:r>
+          </w:p>
+        </w:tc>
+        <w:tc>
+          <w:tcPr>
+            <w:tcW w:w="2400" w:type="dxa"/>
+            <w:tcMar>
+              <w:top w:w="60" w:type="dxa"/>
+              <w:left w:w="100" w:type="dxa"/>
+              <w:bottom w:w="60" w:type="dxa"/>
+              <w:right w:w="100" w:type="dxa"/>
+            </w:tcMar>
+            <w:vAlign w:val="center"/>
+          </w:tcPr>
+          <w:p>
+            <w:r>
+              <w:rPr>
+                <w:sz w:val="18"/>
+                <w:szCs w:val="18"/>
+              </w:rPr>
+              <w:t>Quyết định người dùng 28/09/2026 — phân quyền AI</w:t>
             </w:r>
           </w:p>
         </w:tc>
@@ -11532,6 +12173,118 @@
           </w:p>
         </w:tc>
       </w:tr>
+      <w:tr>
+        <w:trPr>
+          <w:cantSplit/>
+        </w:trPr>
+        <w:tc>
+          <w:tcPr>
+            <w:tcW w:w="900" w:type="dxa"/>
+            <w:tcMar>
+              <w:top w:w="60" w:type="dxa"/>
+              <w:left w:w="100" w:type="dxa"/>
+              <w:bottom w:w="60" w:type="dxa"/>
+              <w:right w:w="100" w:type="dxa"/>
+            </w:tcMar>
+            <w:vAlign w:val="center"/>
+          </w:tcPr>
+          <w:p>
+            <w:r>
+              <w:rPr>
+                <w:b/>
+                <w:bCs/>
+                <w:sz w:val="18"/>
+                <w:szCs w:val="18"/>
+              </w:rPr>
+              <w:t>BR-101</w:t>
+            </w:r>
+          </w:p>
+        </w:tc>
+        <w:tc>
+          <w:tcPr>
+            <w:tcW w:w="5200" w:type="dxa"/>
+            <w:tcMar>
+              <w:top w:w="60" w:type="dxa"/>
+              <w:left w:w="100" w:type="dxa"/>
+              <w:bottom w:w="60" w:type="dxa"/>
+              <w:right w:w="100" w:type="dxa"/>
+            </w:tcMar>
+            <w:vAlign w:val="center"/>
+          </w:tcPr>
+          <w:p>
+            <w:r>
+              <w:rPr>
+                <w:sz w:val="18"/>
+                <w:szCs w:val="18"/>
+              </w:rPr>
+              <w:t>Payroll và quản lý nhân sự tài chính nằm ngoài phạm vi SportHub: không lưu lương cơ bản, lương theo buổi, hoa hồng PT, thưởng/phạt/phụ cấp/khấu trừ/thuế/bảo hiểm, hợp đồng lao động/cộng tác viên, kỳ lương, phiếu lương hoặc thanh toán lương. Báo cáo doanh thu theo BR-95 không trừ lương hay chi phí nhân sự và không được diễn giải là lợi nhuận.</w:t>
+            </w:r>
+          </w:p>
+        </w:tc>
+        <w:tc>
+          <w:tcPr>
+            <w:tcW w:w="1400" w:type="dxa"/>
+            <w:tcMar>
+              <w:top w:w="60" w:type="dxa"/>
+              <w:left w:w="100" w:type="dxa"/>
+              <w:bottom w:w="60" w:type="dxa"/>
+              <w:right w:w="100" w:type="dxa"/>
+            </w:tcMar>
+            <w:vAlign w:val="center"/>
+          </w:tcPr>
+          <w:p>
+            <w:r>
+              <w:rPr>
+                <w:sz w:val="18"/>
+                <w:szCs w:val="18"/>
+              </w:rPr>
+              <w:t>Ràng buộc</w:t>
+            </w:r>
+          </w:p>
+        </w:tc>
+        <w:tc>
+          <w:tcPr>
+            <w:tcW w:w="1300" w:type="dxa"/>
+            <w:tcMar>
+              <w:top w:w="60" w:type="dxa"/>
+              <w:left w:w="100" w:type="dxa"/>
+              <w:bottom w:w="60" w:type="dxa"/>
+              <w:right w:w="100" w:type="dxa"/>
+            </w:tcMar>
+            <w:vAlign w:val="center"/>
+          </w:tcPr>
+          <w:p>
+            <w:r>
+              <w:rPr>
+                <w:sz w:val="18"/>
+                <w:szCs w:val="18"/>
+              </w:rPr>
+              <w:t>Tĩnh</w:t>
+            </w:r>
+          </w:p>
+        </w:tc>
+        <w:tc>
+          <w:tcPr>
+            <w:tcW w:w="2400" w:type="dxa"/>
+            <w:tcMar>
+              <w:top w:w="60" w:type="dxa"/>
+              <w:left w:w="100" w:type="dxa"/>
+              <w:bottom w:w="60" w:type="dxa"/>
+              <w:right w:w="100" w:type="dxa"/>
+            </w:tcMar>
+            <w:vAlign w:val="center"/>
+          </w:tcPr>
+          <w:p>
+            <w:r>
+              <w:rPr>
+                <w:sz w:val="18"/>
+                <w:szCs w:val="18"/>
+              </w:rPr>
+              <w:t>Quyết định người dùng 28/09/2026 — loại payroll khỏi scope</w:t>
+            </w:r>
+          </w:p>
+        </w:tc>
+      </w:tr>
     </w:tbl>
     <w:p>
       <w:pPr>
@@ -11543,6 +12296,7 @@
       <w:pPr>
         <w:pStyle w:val="u1"/>
         <w:keepNext/>
+        <w:pageBreakBefore/>
         <w:spacing w:before="300" w:after="120"/>
       </w:pPr>
       <w:r>
@@ -12933,6 +13687,95 @@
                 <w:szCs w:val="18"/>
               </w:rPr>
               <w:t>BR-94</w:t>
+            </w:r>
+          </w:p>
+        </w:tc>
+      </w:tr>
+      <w:tr>
+        <w:trPr>
+          <w:cantSplit/>
+        </w:trPr>
+        <w:tc>
+          <w:tcPr>
+            <w:tcW w:w="2600" w:type="dxa"/>
+            <w:tcMar>
+              <w:top w:w="60" w:type="dxa"/>
+              <w:left w:w="100" w:type="dxa"/>
+              <w:bottom w:w="60" w:type="dxa"/>
+              <w:right w:w="100" w:type="dxa"/>
+            </w:tcMar>
+            <w:vAlign w:val="center"/>
+          </w:tcPr>
+          <w:p>
+            <w:r>
+              <w:rPr>
+                <w:sz w:val="18"/>
+                <w:szCs w:val="18"/>
+              </w:rPr>
+              <w:t>CoachProfile.user_id</w:t>
+            </w:r>
+          </w:p>
+        </w:tc>
+        <w:tc>
+          <w:tcPr>
+            <w:tcW w:w="2600" w:type="dxa"/>
+            <w:tcMar>
+              <w:top w:w="60" w:type="dxa"/>
+              <w:left w:w="100" w:type="dxa"/>
+              <w:bottom w:w="60" w:type="dxa"/>
+              <w:right w:w="100" w:type="dxa"/>
+            </w:tcMar>
+            <w:vAlign w:val="center"/>
+          </w:tcPr>
+          <w:p>
+            <w:r>
+              <w:rPr>
+                <w:sz w:val="18"/>
+                <w:szCs w:val="18"/>
+              </w:rPr>
+              <w:t>Mỗi UserAccount role Coach có tối đa một CoachProfile</w:t>
+            </w:r>
+          </w:p>
+        </w:tc>
+        <w:tc>
+          <w:tcPr>
+            <w:tcW w:w="2600" w:type="dxa"/>
+            <w:tcMar>
+              <w:top w:w="60" w:type="dxa"/>
+              <w:left w:w="100" w:type="dxa"/>
+              <w:bottom w:w="60" w:type="dxa"/>
+              <w:right w:w="100" w:type="dxa"/>
+            </w:tcMar>
+            <w:vAlign w:val="center"/>
+          </w:tcPr>
+          <w:p>
+            <w:r>
+              <w:rPr>
+                <w:sz w:val="18"/>
+                <w:szCs w:val="18"/>
+              </w:rPr>
+              <w:t>PRIMARY KEY đồng thời FOREIGN KEY tới UserAccount.user_id</w:t>
+            </w:r>
+          </w:p>
+        </w:tc>
+        <w:tc>
+          <w:tcPr>
+            <w:tcW w:w="2400" w:type="dxa"/>
+            <w:tcMar>
+              <w:top w:w="60" w:type="dxa"/>
+              <w:left w:w="100" w:type="dxa"/>
+              <w:bottom w:w="60" w:type="dxa"/>
+              <w:right w:w="100" w:type="dxa"/>
+            </w:tcMar>
+            <w:vAlign w:val="center"/>
+          </w:tcPr>
+          <w:p>
+            <w:r>
+              <w:rPr>
+                <w:sz w:val="18"/>
+                <w:szCs w:val="18"/>
+              </w:rPr>
+              <w:t>BR-96</w:t>
             </w:r>
           </w:p>
         </w:tc>
